--- a/مشاركة ملفات.docx
+++ b/مشاركة ملفات.docx
@@ -2488,6 +2488,68 @@
     <w:p>
       <w:pPr>
         <w:bidi/>
+        <w:ind w:left="360"/>
+        <w:jc w:val="center"/>
+        <w:rPr>
+          <w:rFonts w:ascii="Simplified Arabic" w:hAnsi="Simplified Arabic" w:cs="Simplified Arabic"/>
+          <w:sz w:val="28"/>
+          <w:szCs w:val="28"/>
+        </w:rPr>
+      </w:pPr>
+      <w:r>
+        <w:rPr>
+          <w:rFonts w:ascii="Simplified Arabic" w:hAnsi="Simplified Arabic" w:cs="Simplified Arabic"/>
+          <w:noProof/>
+          <w:sz w:val="28"/>
+          <w:szCs w:val="28"/>
+        </w:rPr>
+        <w:lastRenderedPageBreak/>
+        <w:drawing>
+          <wp:inline distT="0" distB="0" distL="0" distR="0" wp14:anchorId="1CC1E8AE" wp14:editId="655EC189">
+            <wp:extent cx="5943600" cy="5226050"/>
+            <wp:effectExtent l="0" t="0" r="0" b="0"/>
+            <wp:docPr id="1" name="Picture 1"/>
+            <wp:cNvGraphicFramePr>
+              <a:graphicFrameLocks xmlns:a="http://schemas.openxmlformats.org/drawingml/2006/main" noChangeAspect="1"/>
+            </wp:cNvGraphicFramePr>
+            <a:graphic xmlns:a="http://schemas.openxmlformats.org/drawingml/2006/main">
+              <a:graphicData uri="http://schemas.openxmlformats.org/drawingml/2006/picture">
+                <pic:pic xmlns:pic="http://schemas.openxmlformats.org/drawingml/2006/picture">
+                  <pic:nvPicPr>
+                    <pic:cNvPr id="1" name="Picture 1"/>
+                    <pic:cNvPicPr/>
+                  </pic:nvPicPr>
+                  <pic:blipFill>
+                    <a:blip r:embed="rId5">
+                      <a:extLst>
+                        <a:ext uri="{28A0092B-C50C-407E-A947-70E740481C1C}">
+                          <a14:useLocalDpi xmlns:a14="http://schemas.microsoft.com/office/drawing/2010/main" val="0"/>
+                        </a:ext>
+                      </a:extLst>
+                    </a:blip>
+                    <a:stretch>
+                      <a:fillRect/>
+                    </a:stretch>
+                  </pic:blipFill>
+                  <pic:spPr>
+                    <a:xfrm>
+                      <a:off x="0" y="0"/>
+                      <a:ext cx="5943600" cy="5226050"/>
+                    </a:xfrm>
+                    <a:prstGeom prst="rect">
+                      <a:avLst/>
+                    </a:prstGeom>
+                  </pic:spPr>
+                </pic:pic>
+              </a:graphicData>
+            </a:graphic>
+          </wp:inline>
+        </w:drawing>
+      </w:r>
+    </w:p>
+    <w:p>
+      <w:pPr>
+        <w:bidi/>
         <w:rPr>
           <w:rFonts w:ascii="Simplified Arabic" w:hAnsi="Simplified Arabic" w:cs="Simplified Arabic"/>
           <w:b/>
@@ -2738,6 +2800,7 @@
           <w:sz w:val="28"/>
           <w:szCs w:val="28"/>
         </w:rPr>
+        <w:lastRenderedPageBreak/>
         <w:t xml:space="preserve">    uint16_t </w:t>
       </w:r>
       <w:proofErr w:type="spellStart"/>
@@ -2875,7 +2938,6 @@
           <w:szCs w:val="28"/>
           <w:rtl/>
         </w:rPr>
-        <w:lastRenderedPageBreak/>
         <w:t>ب. أنواع الرسائل الأساسية</w:t>
       </w:r>
     </w:p>
@@ -3483,6 +3545,7 @@
           <w:szCs w:val="28"/>
           <w:rtl/>
         </w:rPr>
+        <w:lastRenderedPageBreak/>
         <w:t>استخدام نافذة منزلقة</w:t>
       </w:r>
       <w:r>
@@ -3633,7 +3696,6 @@
           <w:szCs w:val="28"/>
           <w:rtl/>
         </w:rPr>
-        <w:lastRenderedPageBreak/>
         <w:t>إغلاق الاتصالات غير النشطة بشكل مناسب لتحرير الموارد</w:t>
       </w:r>
       <w:r>
@@ -4077,6 +4139,7 @@
           <w:sz w:val="28"/>
           <w:szCs w:val="28"/>
         </w:rPr>
+        <w:lastRenderedPageBreak/>
         <w:t xml:space="preserve">1. </w:t>
       </w:r>
       <w:r>
@@ -4223,7 +4286,6 @@
           <w:szCs w:val="28"/>
           <w:rtl/>
         </w:rPr>
-        <w:lastRenderedPageBreak/>
         <w:t>ب. تشفير البيانات المتبادلة</w:t>
       </w:r>
     </w:p>
@@ -4685,6 +4747,7 @@
           <w:sz w:val="28"/>
           <w:szCs w:val="28"/>
         </w:rPr>
+        <w:lastRenderedPageBreak/>
         <w:t xml:space="preserve">3. </w:t>
       </w:r>
       <w:r>
@@ -4803,7 +4866,6 @@
           <w:sz w:val="28"/>
           <w:szCs w:val="28"/>
         </w:rPr>
-        <w:lastRenderedPageBreak/>
         <w:t xml:space="preserve">1. </w:t>
       </w:r>
       <w:r>
@@ -5548,6 +5610,7 @@
           <w:szCs w:val="28"/>
           <w:rtl/>
         </w:rPr>
+        <w:lastRenderedPageBreak/>
         <w:t>إدارة النظراء</w:t>
       </w:r>
       <w:r>
@@ -5691,7 +5754,6 @@
           <w:szCs w:val="28"/>
           <w:rtl/>
         </w:rPr>
-        <w:lastRenderedPageBreak/>
         <w:t>تنفيذ أنواع مختلفة من الرسائل</w:t>
       </w:r>
       <w:r>
@@ -10791,6 +10853,7 @@
   <w:style w:type="character" w:default="1" w:styleId="DefaultParagraphFont">
     <w:name w:val="Default Paragraph Font"/>
     <w:uiPriority w:val="1"/>
+    <w:semiHidden/>
     <w:unhideWhenUsed/>
   </w:style>
   <w:style w:type="table" w:default="1" w:styleId="TableNormal">
